--- a/clientes/icabaru/entregables/02_CONTRATOS/02b_Contrato_Stewart.docx
+++ b/clientes/icabaru/entregables/02_CONTRATOS/02b_Contrato_Stewart.docx
@@ -1485,7 +1485,7 @@
         <w:jc w:val="both"/>
       </w:pPr>
       <w:r>
-        <w:t xml:space="preserve">Ninguna de las disposiciones de este contrato podrá interpretarse en perjuicio de los derechos mínimos e irrenunciables que la Constitución y las leyes reconocen a EL(LA) TRABAJADOR(A).</w:t>
+        <w:t xml:space="preserve">Ninguna de las disposiciones de este contrato podrá interpretarse en perjuicio de los derechos mínimos e irrenunciables que el ordenamiento jurídico reconoce a EL(LA) TRABAJADOR(A).</w:t>
       </w:r>
     </w:p>
     <w:p>
